--- a/lab_suite/labs/00_02_Favorites/submissions/questions.docx
+++ b/lab_suite/labs/00_02_Favorites/submissions/questions.docx
@@ -22,6 +22,163 @@
     </w:sectPr>
   </w:body>
 </w:document>
+</file>
+
+<file path=word/numbering.xml><?xml version="1.0" encoding="utf-8"?>
+<w:numbering xmlns:wpc="http://schemas.microsoft.com/office/word/2010/wordprocessingCanvas" xmlns:cx="http://schemas.microsoft.com/office/drawing/2014/chartex" xmlns:cx1="http://schemas.microsoft.com/office/drawing/2015/9/8/chartex" xmlns:cx2="http://schemas.microsoft.com/office/drawing/2015/10/21/chartex" xmlns:cx3="http://schemas.microsoft.com/office/drawing/2016/5/9/chartex" xmlns:cx4="http://schemas.microsoft.com/office/drawing/2016/5/10/chartex" xmlns:cx5="http://schemas.microsoft.com/office/drawing/2016/5/11/chartex" xmlns:cx6="http://schemas.microsoft.com/office/drawing/2016/5/12/chartex" xmlns:cx7="http://schemas.microsoft.com/office/drawing/2016/5/13/chartex" xmlns:cx8="http://schemas.microsoft.com/office/drawing/2016/5/14/chartex" xmlns:mc="http://schemas.openxmlformats.org/markup-compatibility/2006" xmlns:aink="http://schemas.microsoft.com/office/drawing/2016/ink" xmlns:am3d="http://schemas.microsoft.com/office/drawing/2017/model3d" xmlns:o="urn:schemas-microsoft-com:office:office" xmlns:oel="http://schemas.microsoft.com/office/2019/extlst" xmlns:r="http://schemas.openxmlformats.org/officeDocument/2006/relationships" xmlns:m="http://schemas.openxmlformats.org/officeDocument/2006/math" xmlns:v="urn:schemas-microsoft-com:vml" xmlns:wp14="http://schemas.microsoft.com/office/word/2010/wordprocessingDrawing" xmlns:wp="http://schemas.openxmlformats.org/drawingml/2006/wordprocessingDrawing" xmlns:w10="urn:schemas-microsoft-com:office:word" xmlns:w="http://schemas.openxmlformats.org/wordprocessingml/2006/main" xmlns:w14="http://schemas.microsoft.com/office/word/2010/wordml" xmlns:w15="http://schemas.microsoft.com/office/word/2012/wordml" xmlns:w16cex="http://schemas.microsoft.com/office/word/2018/wordml/cex" xmlns:w16cid="http://schemas.microsoft.com/office/word/2016/wordml/cid" xmlns:w16="http://schemas.microsoft.com/office/word/2018/wordml" xmlns:w16du="http://schemas.microsoft.com/office/word/2023/wordml/word16du" xmlns:w16sdtdh="http://schemas.microsoft.com/office/word/2020/wordml/sdtdatahash" xmlns:w16sdtfl="http://schemas.microsoft.com/office/word/2024/wordml/sdtformatlock" xmlns:w16se="http://schemas.microsoft.com/office/word/2015/wordml/symex" xmlns:wpg="http://schemas.microsoft.com/office/word/2010/wordprocessingGroup" xmlns:wpi="http://schemas.microsoft.com/office/word/2010/wordprocessingInk" xmlns:wne="http://schemas.microsoft.com/office/word/2006/wordml" xmlns:wps="http://schemas.microsoft.com/office/word/2010/wordprocessingShape" mc:Ignorable="w14 w15 w16se w16cid w16 w16cex w16sdtdh w16sdtfl w16du wp14">
+  <w:abstractNum w:abstractNumId="0" w15:restartNumberingAfterBreak="0">
+    <w:nsid w:val="532624F8"/>
+    <w:multiLevelType w:val="multilevel"/>
+    <w:tmpl w:val="0C2C3CA0"/>
+    <w:lvl w:ilvl="0">
+      <w:start w:val="1"/>
+      <w:numFmt w:val="bullet"/>
+      <w:lvlText w:val=""/>
+      <w:lvlJc w:val="left"/>
+      <w:pPr>
+        <w:tabs>
+          <w:tab w:val="num" w:pos="720"/>
+        </w:tabs>
+        <w:ind w:left="720" w:hanging="360"/>
+      </w:pPr>
+      <w:rPr>
+        <w:rFonts w:ascii="Symbol" w:hAnsi="Symbol" w:hint="default"/>
+        <w:sz w:val="20"/>
+      </w:rPr>
+    </w:lvl>
+    <w:lvl w:ilvl="1" w:tentative="1">
+      <w:start w:val="1"/>
+      <w:numFmt w:val="bullet"/>
+      <w:lvlText w:val="o"/>
+      <w:lvlJc w:val="left"/>
+      <w:pPr>
+        <w:tabs>
+          <w:tab w:val="num" w:pos="1440"/>
+        </w:tabs>
+        <w:ind w:left="1440" w:hanging="360"/>
+      </w:pPr>
+      <w:rPr>
+        <w:rFonts w:ascii="Courier New" w:hAnsi="Courier New" w:hint="default"/>
+        <w:sz w:val="20"/>
+      </w:rPr>
+    </w:lvl>
+    <w:lvl w:ilvl="2" w:tentative="1">
+      <w:start w:val="1"/>
+      <w:numFmt w:val="bullet"/>
+      <w:lvlText w:val=""/>
+      <w:lvlJc w:val="left"/>
+      <w:pPr>
+        <w:tabs>
+          <w:tab w:val="num" w:pos="2160"/>
+        </w:tabs>
+        <w:ind w:left="2160" w:hanging="360"/>
+      </w:pPr>
+      <w:rPr>
+        <w:rFonts w:ascii="Wingdings" w:hAnsi="Wingdings" w:hint="default"/>
+        <w:sz w:val="20"/>
+      </w:rPr>
+    </w:lvl>
+    <w:lvl w:ilvl="3" w:tentative="1">
+      <w:start w:val="1"/>
+      <w:numFmt w:val="bullet"/>
+      <w:lvlText w:val=""/>
+      <w:lvlJc w:val="left"/>
+      <w:pPr>
+        <w:tabs>
+          <w:tab w:val="num" w:pos="2880"/>
+        </w:tabs>
+        <w:ind w:left="2880" w:hanging="360"/>
+      </w:pPr>
+      <w:rPr>
+        <w:rFonts w:ascii="Wingdings" w:hAnsi="Wingdings" w:hint="default"/>
+        <w:sz w:val="20"/>
+      </w:rPr>
+    </w:lvl>
+    <w:lvl w:ilvl="4" w:tentative="1">
+      <w:start w:val="1"/>
+      <w:numFmt w:val="bullet"/>
+      <w:lvlText w:val=""/>
+      <w:lvlJc w:val="left"/>
+      <w:pPr>
+        <w:tabs>
+          <w:tab w:val="num" w:pos="3600"/>
+        </w:tabs>
+        <w:ind w:left="3600" w:hanging="360"/>
+      </w:pPr>
+      <w:rPr>
+        <w:rFonts w:ascii="Wingdings" w:hAnsi="Wingdings" w:hint="default"/>
+        <w:sz w:val="20"/>
+      </w:rPr>
+    </w:lvl>
+    <w:lvl w:ilvl="5" w:tentative="1">
+      <w:start w:val="1"/>
+      <w:numFmt w:val="bullet"/>
+      <w:lvlText w:val=""/>
+      <w:lvlJc w:val="left"/>
+      <w:pPr>
+        <w:tabs>
+          <w:tab w:val="num" w:pos="4320"/>
+        </w:tabs>
+        <w:ind w:left="4320" w:hanging="360"/>
+      </w:pPr>
+      <w:rPr>
+        <w:rFonts w:ascii="Wingdings" w:hAnsi="Wingdings" w:hint="default"/>
+        <w:sz w:val="20"/>
+      </w:rPr>
+    </w:lvl>
+    <w:lvl w:ilvl="6" w:tentative="1">
+      <w:start w:val="1"/>
+      <w:numFmt w:val="bullet"/>
+      <w:lvlText w:val=""/>
+      <w:lvlJc w:val="left"/>
+      <w:pPr>
+        <w:tabs>
+          <w:tab w:val="num" w:pos="5040"/>
+        </w:tabs>
+        <w:ind w:left="5040" w:hanging="360"/>
+      </w:pPr>
+      <w:rPr>
+        <w:rFonts w:ascii="Wingdings" w:hAnsi="Wingdings" w:hint="default"/>
+        <w:sz w:val="20"/>
+      </w:rPr>
+    </w:lvl>
+    <w:lvl w:ilvl="7" w:tentative="1">
+      <w:start w:val="1"/>
+      <w:numFmt w:val="bullet"/>
+      <w:lvlText w:val=""/>
+      <w:lvlJc w:val="left"/>
+      <w:pPr>
+        <w:tabs>
+          <w:tab w:val="num" w:pos="5760"/>
+        </w:tabs>
+        <w:ind w:left="5760" w:hanging="360"/>
+      </w:pPr>
+      <w:rPr>
+        <w:rFonts w:ascii="Wingdings" w:hAnsi="Wingdings" w:hint="default"/>
+        <w:sz w:val="20"/>
+      </w:rPr>
+    </w:lvl>
+    <w:lvl w:ilvl="8" w:tentative="1">
+      <w:start w:val="1"/>
+      <w:numFmt w:val="bullet"/>
+      <w:lvlText w:val=""/>
+      <w:lvlJc w:val="left"/>
+      <w:pPr>
+        <w:tabs>
+          <w:tab w:val="num" w:pos="6480"/>
+        </w:tabs>
+        <w:ind w:left="6480" w:hanging="360"/>
+      </w:pPr>
+      <w:rPr>
+        <w:rFonts w:ascii="Wingdings" w:hAnsi="Wingdings" w:hint="default"/>
+        <w:sz w:val="20"/>
+      </w:rPr>
+    </w:lvl>
+  </w:abstractNum>
+  <w:num w:numId="1" w16cid:durableId="206260708">
+    <w:abstractNumId w:val="0"/>
+  </w:num>
+</w:numbering>
 </file>
 
 <file path=word/styles.xml><?xml version="1.0" encoding="utf-8"?>
@@ -421,15 +578,15 @@
     <w:lsdException w:name="Unresolved Mention" w:semiHidden="1" w:unhideWhenUsed="1"/>
     <w:lsdException w:name="Smart Link" w:semiHidden="1" w:unhideWhenUsed="1"/>
   </w:latentStyles>
-  <w:style w:type="paragraph" w:default="1" w:styleId="Standard">
+  <w:style w:type="paragraph" w:default="1" w:styleId="Normal">
     <w:name w:val="Normal"/>
     <w:qFormat/>
   </w:style>
-  <w:style w:type="paragraph" w:styleId="berschrift1">
+  <w:style w:type="paragraph" w:styleId="Balk1">
     <w:name w:val="heading 1"/>
-    <w:basedOn w:val="Standard"/>
-    <w:next w:val="Standard"/>
-    <w:link w:val="berschrift1Zchn"/>
+    <w:basedOn w:val="Normal"/>
+    <w:next w:val="Normal"/>
+    <w:link w:val="Balk1Char"/>
     <w:uiPriority w:val="9"/>
     <w:qFormat/>
     <w:rsid w:val="00DF6C0D"/>
@@ -446,11 +603,11 @@
       <w:szCs w:val="36"/>
     </w:rPr>
   </w:style>
-  <w:style w:type="paragraph" w:styleId="berschrift2">
+  <w:style w:type="paragraph" w:styleId="Balk2">
     <w:name w:val="heading 2"/>
-    <w:basedOn w:val="Standard"/>
-    <w:next w:val="Standard"/>
-    <w:link w:val="berschrift2Zchn"/>
+    <w:basedOn w:val="Normal"/>
+    <w:next w:val="Normal"/>
+    <w:link w:val="Balk2Char"/>
     <w:uiPriority w:val="9"/>
     <w:semiHidden/>
     <w:unhideWhenUsed/>
@@ -469,11 +626,11 @@
       <w:szCs w:val="29"/>
     </w:rPr>
   </w:style>
-  <w:style w:type="paragraph" w:styleId="berschrift3">
+  <w:style w:type="paragraph" w:styleId="Balk3">
     <w:name w:val="heading 3"/>
-    <w:basedOn w:val="Standard"/>
-    <w:next w:val="Standard"/>
-    <w:link w:val="berschrift3Zchn"/>
+    <w:basedOn w:val="Normal"/>
+    <w:next w:val="Normal"/>
+    <w:link w:val="Balk3Char"/>
     <w:uiPriority w:val="9"/>
     <w:semiHidden/>
     <w:unhideWhenUsed/>
@@ -492,11 +649,11 @@
       <w:szCs w:val="25"/>
     </w:rPr>
   </w:style>
-  <w:style w:type="paragraph" w:styleId="berschrift4">
+  <w:style w:type="paragraph" w:styleId="Balk4">
     <w:name w:val="heading 4"/>
-    <w:basedOn w:val="Standard"/>
-    <w:next w:val="Standard"/>
-    <w:link w:val="berschrift4Zchn"/>
+    <w:basedOn w:val="Normal"/>
+    <w:next w:val="Normal"/>
+    <w:link w:val="Balk4Char"/>
     <w:uiPriority w:val="9"/>
     <w:semiHidden/>
     <w:unhideWhenUsed/>
@@ -515,11 +672,11 @@
       <w:color w:val="0F4761" w:themeColor="accent1" w:themeShade="BF"/>
     </w:rPr>
   </w:style>
-  <w:style w:type="paragraph" w:styleId="berschrift5">
+  <w:style w:type="paragraph" w:styleId="Balk5">
     <w:name w:val="heading 5"/>
-    <w:basedOn w:val="Standard"/>
-    <w:next w:val="Standard"/>
-    <w:link w:val="berschrift5Zchn"/>
+    <w:basedOn w:val="Normal"/>
+    <w:next w:val="Normal"/>
+    <w:link w:val="Balk5Char"/>
     <w:uiPriority w:val="9"/>
     <w:semiHidden/>
     <w:unhideWhenUsed/>
@@ -536,11 +693,11 @@
       <w:color w:val="0F4761" w:themeColor="accent1" w:themeShade="BF"/>
     </w:rPr>
   </w:style>
-  <w:style w:type="paragraph" w:styleId="berschrift6">
+  <w:style w:type="paragraph" w:styleId="Balk6">
     <w:name w:val="heading 6"/>
-    <w:basedOn w:val="Standard"/>
-    <w:next w:val="Standard"/>
-    <w:link w:val="berschrift6Zchn"/>
+    <w:basedOn w:val="Normal"/>
+    <w:next w:val="Normal"/>
+    <w:link w:val="Balk6Char"/>
     <w:uiPriority w:val="9"/>
     <w:semiHidden/>
     <w:unhideWhenUsed/>
@@ -559,11 +716,11 @@
       <w:color w:val="595959" w:themeColor="text1" w:themeTint="A6"/>
     </w:rPr>
   </w:style>
-  <w:style w:type="paragraph" w:styleId="berschrift7">
+  <w:style w:type="paragraph" w:styleId="Balk7">
     <w:name w:val="heading 7"/>
-    <w:basedOn w:val="Standard"/>
-    <w:next w:val="Standard"/>
-    <w:link w:val="berschrift7Zchn"/>
+    <w:basedOn w:val="Normal"/>
+    <w:next w:val="Normal"/>
+    <w:link w:val="Balk7Char"/>
     <w:uiPriority w:val="9"/>
     <w:semiHidden/>
     <w:unhideWhenUsed/>
@@ -580,11 +737,11 @@
       <w:color w:val="595959" w:themeColor="text1" w:themeTint="A6"/>
     </w:rPr>
   </w:style>
-  <w:style w:type="paragraph" w:styleId="berschrift8">
+  <w:style w:type="paragraph" w:styleId="Balk8">
     <w:name w:val="heading 8"/>
-    <w:basedOn w:val="Standard"/>
-    <w:next w:val="Standard"/>
-    <w:link w:val="berschrift8Zchn"/>
+    <w:basedOn w:val="Normal"/>
+    <w:next w:val="Normal"/>
+    <w:link w:val="Balk8Char"/>
     <w:uiPriority w:val="9"/>
     <w:semiHidden/>
     <w:unhideWhenUsed/>
@@ -603,11 +760,11 @@
       <w:color w:val="272727" w:themeColor="text1" w:themeTint="D8"/>
     </w:rPr>
   </w:style>
-  <w:style w:type="paragraph" w:styleId="berschrift9">
+  <w:style w:type="paragraph" w:styleId="Balk9">
     <w:name w:val="heading 9"/>
-    <w:basedOn w:val="Standard"/>
-    <w:next w:val="Standard"/>
-    <w:link w:val="berschrift9Zchn"/>
+    <w:basedOn w:val="Normal"/>
+    <w:next w:val="Normal"/>
+    <w:link w:val="Balk9Char"/>
     <w:uiPriority w:val="9"/>
     <w:semiHidden/>
     <w:unhideWhenUsed/>
@@ -624,12 +781,13 @@
       <w:color w:val="272727" w:themeColor="text1" w:themeTint="D8"/>
     </w:rPr>
   </w:style>
-  <w:style w:type="character" w:default="1" w:styleId="Absatz-Standardschriftart">
+  <w:style w:type="character" w:default="1" w:styleId="VarsaylanParagrafYazTipi">
     <w:name w:val="Default Paragraph Font"/>
     <w:uiPriority w:val="1"/>
+    <w:semiHidden/>
     <w:unhideWhenUsed/>
   </w:style>
-  <w:style w:type="table" w:default="1" w:styleId="NormaleTabelle">
+  <w:style w:type="table" w:default="1" w:styleId="NormalTablo">
     <w:name w:val="Normal Table"/>
     <w:uiPriority w:val="99"/>
     <w:semiHidden/>
@@ -644,16 +802,16 @@
       </w:tblCellMar>
     </w:tblPr>
   </w:style>
-  <w:style w:type="numbering" w:default="1" w:styleId="KeineListe">
+  <w:style w:type="numbering" w:default="1" w:styleId="ListeYok">
     <w:name w:val="No List"/>
     <w:uiPriority w:val="99"/>
     <w:semiHidden/>
     <w:unhideWhenUsed/>
   </w:style>
-  <w:style w:type="character" w:customStyle="1" w:styleId="berschrift1Zchn">
-    <w:name w:val="Überschrift 1 Zchn"/>
-    <w:basedOn w:val="Absatz-Standardschriftart"/>
-    <w:link w:val="berschrift1"/>
+  <w:style w:type="character" w:customStyle="1" w:styleId="Balk1Char">
+    <w:name w:val="Başlık 1 Char"/>
+    <w:basedOn w:val="VarsaylanParagrafYazTipi"/>
+    <w:link w:val="Balk1"/>
     <w:uiPriority w:val="9"/>
     <w:rsid w:val="00DF6C0D"/>
     <w:rPr>
@@ -663,10 +821,10 @@
       <w:szCs w:val="36"/>
     </w:rPr>
   </w:style>
-  <w:style w:type="character" w:customStyle="1" w:styleId="berschrift2Zchn">
-    <w:name w:val="Überschrift 2 Zchn"/>
-    <w:basedOn w:val="Absatz-Standardschriftart"/>
-    <w:link w:val="berschrift2"/>
+  <w:style w:type="character" w:customStyle="1" w:styleId="Balk2Char">
+    <w:name w:val="Başlık 2 Char"/>
+    <w:basedOn w:val="VarsaylanParagrafYazTipi"/>
+    <w:link w:val="Balk2"/>
     <w:uiPriority w:val="9"/>
     <w:semiHidden/>
     <w:rsid w:val="00DF6C0D"/>
@@ -677,10 +835,10 @@
       <w:szCs w:val="29"/>
     </w:rPr>
   </w:style>
-  <w:style w:type="character" w:customStyle="1" w:styleId="berschrift3Zchn">
-    <w:name w:val="Überschrift 3 Zchn"/>
-    <w:basedOn w:val="Absatz-Standardschriftart"/>
-    <w:link w:val="berschrift3"/>
+  <w:style w:type="character" w:customStyle="1" w:styleId="Balk3Char">
+    <w:name w:val="Başlık 3 Char"/>
+    <w:basedOn w:val="VarsaylanParagrafYazTipi"/>
+    <w:link w:val="Balk3"/>
     <w:uiPriority w:val="9"/>
     <w:semiHidden/>
     <w:rsid w:val="00DF6C0D"/>
@@ -691,10 +849,10 @@
       <w:szCs w:val="25"/>
     </w:rPr>
   </w:style>
-  <w:style w:type="character" w:customStyle="1" w:styleId="berschrift4Zchn">
-    <w:name w:val="Überschrift 4 Zchn"/>
-    <w:basedOn w:val="Absatz-Standardschriftart"/>
-    <w:link w:val="berschrift4"/>
+  <w:style w:type="character" w:customStyle="1" w:styleId="Balk4Char">
+    <w:name w:val="Başlık 4 Char"/>
+    <w:basedOn w:val="VarsaylanParagrafYazTipi"/>
+    <w:link w:val="Balk4"/>
     <w:uiPriority w:val="9"/>
     <w:semiHidden/>
     <w:rsid w:val="00DF6C0D"/>
@@ -705,10 +863,10 @@
       <w:color w:val="0F4761" w:themeColor="accent1" w:themeShade="BF"/>
     </w:rPr>
   </w:style>
-  <w:style w:type="character" w:customStyle="1" w:styleId="berschrift5Zchn">
-    <w:name w:val="Überschrift 5 Zchn"/>
-    <w:basedOn w:val="Absatz-Standardschriftart"/>
-    <w:link w:val="berschrift5"/>
+  <w:style w:type="character" w:customStyle="1" w:styleId="Balk5Char">
+    <w:name w:val="Başlık 5 Char"/>
+    <w:basedOn w:val="VarsaylanParagrafYazTipi"/>
+    <w:link w:val="Balk5"/>
     <w:uiPriority w:val="9"/>
     <w:semiHidden/>
     <w:rsid w:val="00DF6C0D"/>
@@ -717,10 +875,10 @@
       <w:color w:val="0F4761" w:themeColor="accent1" w:themeShade="BF"/>
     </w:rPr>
   </w:style>
-  <w:style w:type="character" w:customStyle="1" w:styleId="berschrift6Zchn">
-    <w:name w:val="Überschrift 6 Zchn"/>
-    <w:basedOn w:val="Absatz-Standardschriftart"/>
-    <w:link w:val="berschrift6"/>
+  <w:style w:type="character" w:customStyle="1" w:styleId="Balk6Char">
+    <w:name w:val="Başlık 6 Char"/>
+    <w:basedOn w:val="VarsaylanParagrafYazTipi"/>
+    <w:link w:val="Balk6"/>
     <w:uiPriority w:val="9"/>
     <w:semiHidden/>
     <w:rsid w:val="00DF6C0D"/>
@@ -731,10 +889,10 @@
       <w:color w:val="595959" w:themeColor="text1" w:themeTint="A6"/>
     </w:rPr>
   </w:style>
-  <w:style w:type="character" w:customStyle="1" w:styleId="berschrift7Zchn">
-    <w:name w:val="Überschrift 7 Zchn"/>
-    <w:basedOn w:val="Absatz-Standardschriftart"/>
-    <w:link w:val="berschrift7"/>
+  <w:style w:type="character" w:customStyle="1" w:styleId="Balk7Char">
+    <w:name w:val="Başlık 7 Char"/>
+    <w:basedOn w:val="VarsaylanParagrafYazTipi"/>
+    <w:link w:val="Balk7"/>
     <w:uiPriority w:val="9"/>
     <w:semiHidden/>
     <w:rsid w:val="00DF6C0D"/>
@@ -743,10 +901,10 @@
       <w:color w:val="595959" w:themeColor="text1" w:themeTint="A6"/>
     </w:rPr>
   </w:style>
-  <w:style w:type="character" w:customStyle="1" w:styleId="berschrift8Zchn">
-    <w:name w:val="Überschrift 8 Zchn"/>
-    <w:basedOn w:val="Absatz-Standardschriftart"/>
-    <w:link w:val="berschrift8"/>
+  <w:style w:type="character" w:customStyle="1" w:styleId="Balk8Char">
+    <w:name w:val="Başlık 8 Char"/>
+    <w:basedOn w:val="VarsaylanParagrafYazTipi"/>
+    <w:link w:val="Balk8"/>
     <w:uiPriority w:val="9"/>
     <w:semiHidden/>
     <w:rsid w:val="00DF6C0D"/>
@@ -757,10 +915,10 @@
       <w:color w:val="272727" w:themeColor="text1" w:themeTint="D8"/>
     </w:rPr>
   </w:style>
-  <w:style w:type="character" w:customStyle="1" w:styleId="berschrift9Zchn">
-    <w:name w:val="Überschrift 9 Zchn"/>
-    <w:basedOn w:val="Absatz-Standardschriftart"/>
-    <w:link w:val="berschrift9"/>
+  <w:style w:type="character" w:customStyle="1" w:styleId="Balk9Char">
+    <w:name w:val="Başlık 9 Char"/>
+    <w:basedOn w:val="VarsaylanParagrafYazTipi"/>
+    <w:link w:val="Balk9"/>
     <w:uiPriority w:val="9"/>
     <w:semiHidden/>
     <w:rsid w:val="00DF6C0D"/>
@@ -769,11 +927,11 @@
       <w:color w:val="272727" w:themeColor="text1" w:themeTint="D8"/>
     </w:rPr>
   </w:style>
-  <w:style w:type="paragraph" w:styleId="Titel">
+  <w:style w:type="paragraph" w:styleId="KonuBal">
     <w:name w:val="Title"/>
-    <w:basedOn w:val="Standard"/>
-    <w:next w:val="Standard"/>
-    <w:link w:val="TitelZchn"/>
+    <w:basedOn w:val="Normal"/>
+    <w:next w:val="Normal"/>
+    <w:link w:val="KonuBalChar"/>
     <w:uiPriority w:val="10"/>
     <w:qFormat/>
     <w:rsid w:val="00DF6C0D"/>
@@ -789,10 +947,10 @@
       <w:szCs w:val="50"/>
     </w:rPr>
   </w:style>
-  <w:style w:type="character" w:customStyle="1" w:styleId="TitelZchn">
-    <w:name w:val="Titel Zchn"/>
-    <w:basedOn w:val="Absatz-Standardschriftart"/>
-    <w:link w:val="Titel"/>
+  <w:style w:type="character" w:customStyle="1" w:styleId="KonuBalChar">
+    <w:name w:val="Konu Başlığı Char"/>
+    <w:basedOn w:val="VarsaylanParagrafYazTipi"/>
+    <w:link w:val="KonuBal"/>
     <w:uiPriority w:val="10"/>
     <w:rsid w:val="00DF6C0D"/>
     <w:rPr>
@@ -803,11 +961,11 @@
       <w:szCs w:val="50"/>
     </w:rPr>
   </w:style>
-  <w:style w:type="paragraph" w:styleId="Untertitel">
+  <w:style w:type="paragraph" w:styleId="Altyaz">
     <w:name w:val="Subtitle"/>
-    <w:basedOn w:val="Standard"/>
-    <w:next w:val="Standard"/>
-    <w:link w:val="UntertitelZchn"/>
+    <w:basedOn w:val="Normal"/>
+    <w:next w:val="Normal"/>
+    <w:link w:val="AltyazChar"/>
     <w:uiPriority w:val="11"/>
     <w:qFormat/>
     <w:rsid w:val="00DF6C0D"/>
@@ -824,10 +982,10 @@
       <w:szCs w:val="25"/>
     </w:rPr>
   </w:style>
-  <w:style w:type="character" w:customStyle="1" w:styleId="UntertitelZchn">
-    <w:name w:val="Untertitel Zchn"/>
-    <w:basedOn w:val="Absatz-Standardschriftart"/>
-    <w:link w:val="Untertitel"/>
+  <w:style w:type="character" w:customStyle="1" w:styleId="AltyazChar">
+    <w:name w:val="Altyazı Char"/>
+    <w:basedOn w:val="VarsaylanParagrafYazTipi"/>
+    <w:link w:val="Altyaz"/>
     <w:uiPriority w:val="11"/>
     <w:rsid w:val="00DF6C0D"/>
     <w:rPr>
@@ -838,11 +996,11 @@
       <w:szCs w:val="25"/>
     </w:rPr>
   </w:style>
-  <w:style w:type="paragraph" w:styleId="Zitat">
+  <w:style w:type="paragraph" w:styleId="Alnt">
     <w:name w:val="Quote"/>
-    <w:basedOn w:val="Standard"/>
-    <w:next w:val="Standard"/>
-    <w:link w:val="ZitatZchn"/>
+    <w:basedOn w:val="Normal"/>
+    <w:next w:val="Normal"/>
+    <w:link w:val="AlntChar"/>
     <w:uiPriority w:val="29"/>
     <w:qFormat/>
     <w:rsid w:val="00DF6C0D"/>
@@ -856,10 +1014,10 @@
       <w:color w:val="404040" w:themeColor="text1" w:themeTint="BF"/>
     </w:rPr>
   </w:style>
-  <w:style w:type="character" w:customStyle="1" w:styleId="ZitatZchn">
-    <w:name w:val="Zitat Zchn"/>
-    <w:basedOn w:val="Absatz-Standardschriftart"/>
-    <w:link w:val="Zitat"/>
+  <w:style w:type="character" w:customStyle="1" w:styleId="AlntChar">
+    <w:name w:val="Alıntı Char"/>
+    <w:basedOn w:val="VarsaylanParagrafYazTipi"/>
+    <w:link w:val="Alnt"/>
     <w:uiPriority w:val="29"/>
     <w:rsid w:val="00DF6C0D"/>
     <w:rPr>
@@ -868,9 +1026,9 @@
       <w:color w:val="404040" w:themeColor="text1" w:themeTint="BF"/>
     </w:rPr>
   </w:style>
-  <w:style w:type="paragraph" w:styleId="Listenabsatz">
+  <w:style w:type="paragraph" w:styleId="ListeParagraf">
     <w:name w:val="List Paragraph"/>
-    <w:basedOn w:val="Standard"/>
+    <w:basedOn w:val="Normal"/>
     <w:uiPriority w:val="34"/>
     <w:qFormat/>
     <w:rsid w:val="00DF6C0D"/>
@@ -879,9 +1037,9 @@
       <w:contextualSpacing/>
     </w:pPr>
   </w:style>
-  <w:style w:type="character" w:styleId="IntensiveHervorhebung">
+  <w:style w:type="character" w:styleId="GlVurgulama">
     <w:name w:val="Intense Emphasis"/>
-    <w:basedOn w:val="Absatz-Standardschriftart"/>
+    <w:basedOn w:val="VarsaylanParagrafYazTipi"/>
     <w:uiPriority w:val="21"/>
     <w:qFormat/>
     <w:rsid w:val="00DF6C0D"/>
@@ -891,11 +1049,11 @@
       <w:color w:val="0F4761" w:themeColor="accent1" w:themeShade="BF"/>
     </w:rPr>
   </w:style>
-  <w:style w:type="paragraph" w:styleId="IntensivesZitat">
+  <w:style w:type="paragraph" w:styleId="GlAlnt">
     <w:name w:val="Intense Quote"/>
-    <w:basedOn w:val="Standard"/>
-    <w:next w:val="Standard"/>
-    <w:link w:val="IntensivesZitatZchn"/>
+    <w:basedOn w:val="Normal"/>
+    <w:next w:val="Normal"/>
+    <w:link w:val="GlAlntChar"/>
     <w:uiPriority w:val="30"/>
     <w:qFormat/>
     <w:rsid w:val="00DF6C0D"/>
@@ -914,10 +1072,10 @@
       <w:color w:val="0F4761" w:themeColor="accent1" w:themeShade="BF"/>
     </w:rPr>
   </w:style>
-  <w:style w:type="character" w:customStyle="1" w:styleId="IntensivesZitatZchn">
-    <w:name w:val="Intensives Zitat Zchn"/>
-    <w:basedOn w:val="Absatz-Standardschriftart"/>
-    <w:link w:val="IntensivesZitat"/>
+  <w:style w:type="character" w:customStyle="1" w:styleId="GlAlntChar">
+    <w:name w:val="Güçlü Alıntı Char"/>
+    <w:basedOn w:val="VarsaylanParagrafYazTipi"/>
+    <w:link w:val="GlAlnt"/>
     <w:uiPriority w:val="30"/>
     <w:rsid w:val="00DF6C0D"/>
     <w:rPr>
@@ -926,9 +1084,9 @@
       <w:color w:val="0F4761" w:themeColor="accent1" w:themeShade="BF"/>
     </w:rPr>
   </w:style>
-  <w:style w:type="character" w:styleId="IntensiverVerweis">
+  <w:style w:type="character" w:styleId="GlBavuru">
     <w:name w:val="Intense Reference"/>
-    <w:basedOn w:val="Absatz-Standardschriftart"/>
+    <w:basedOn w:val="VarsaylanParagrafYazTipi"/>
     <w:uiPriority w:val="32"/>
     <w:qFormat/>
     <w:rsid w:val="00DF6C0D"/>
